--- a/FD04-EPIS-Informe Arquitectura de Software.docx
+++ b/FD04-EPIS-Informe Arquitectura de Software.docx
@@ -294,7 +294,55 @@
           <w:sz w:val="36"/>
           <w:szCs w:val="36"/>
         </w:rPr>
-        <w:t>“Sistema de Inteligencia de Negocios para el Análisis del Mercado Laboral Tecnológico</w:t>
+        <w:t>“</w:t>
+      </w:r>
+      <w:proofErr w:type="spellStart"/>
+      <w:r>
+        <w:rPr>
+          <w:rFonts w:ascii="Arial" w:hAnsi="Arial" w:cs="Arial"/>
+          <w:b/>
+          <w:iCs/>
+          <w:color w:val="000000"/>
+          <w:sz w:val="36"/>
+          <w:szCs w:val="36"/>
+        </w:rPr>
+        <w:t>JobForUS</w:t>
+      </w:r>
+      <w:proofErr w:type="spellEnd"/>
+      <w:r>
+        <w:rPr>
+          <w:rFonts w:ascii="Arial" w:hAnsi="Arial" w:cs="Arial"/>
+          <w:b/>
+          <w:iCs/>
+          <w:color w:val="000000"/>
+          <w:sz w:val="36"/>
+          <w:szCs w:val="36"/>
+        </w:rPr>
+        <w:t xml:space="preserve"> - </w:t>
+      </w:r>
+      <w:proofErr w:type="spellStart"/>
+      <w:r>
+        <w:rPr>
+          <w:rFonts w:ascii="Arial" w:hAnsi="Arial" w:cs="Arial"/>
+          <w:b/>
+          <w:iCs/>
+          <w:color w:val="000000"/>
+          <w:sz w:val="36"/>
+          <w:szCs w:val="36"/>
+        </w:rPr>
+        <w:t>Dashboard</w:t>
+      </w:r>
+      <w:proofErr w:type="spellEnd"/>
+      <w:r>
+        <w:rPr>
+          <w:rFonts w:ascii="Arial" w:hAnsi="Arial" w:cs="Arial"/>
+          <w:b/>
+          <w:iCs/>
+          <w:color w:val="000000"/>
+          <w:sz w:val="36"/>
+          <w:szCs w:val="36"/>
+        </w:rPr>
+        <w:t xml:space="preserve"> para el Análisis del Mercado Laboral Tecnológico</w:t>
       </w:r>
       <w:r>
         <w:rPr>
@@ -1260,11 +1308,13 @@
         <w:jc w:val="right"/>
         <w:rPr>
           <w:rFonts w:ascii="Times New Roman" w:hAnsi="Times New Roman"/>
+          <w:iCs/>
           <w:color w:val="000000" w:themeColor="text1"/>
           <w:lang w:val="es-PE"/>
         </w:rPr>
       </w:pPr>
       <w:bookmarkStart w:id="1" w:name="_Hlk52661524"/>
+      <w:proofErr w:type="spellStart"/>
       <w:r>
         <w:rPr>
           <w:rFonts w:ascii="Times New Roman" w:hAnsi="Times New Roman"/>
@@ -1272,11 +1322,42 @@
           <w:color w:val="000000" w:themeColor="text1"/>
           <w:lang w:val="es-PE"/>
         </w:rPr>
-        <w:t>Sistema de Inteligencia de Negocios para el Análisis del Mercado Laboral Tecnológico</w:t>
+        <w:t>JobForUS</w:t>
+      </w:r>
+      <w:proofErr w:type="spellEnd"/>
+      <w:r>
+        <w:rPr>
+          <w:rFonts w:ascii="Times New Roman" w:hAnsi="Times New Roman"/>
+          <w:iCs/>
+          <w:color w:val="000000" w:themeColor="text1"/>
+          <w:lang w:val="es-PE"/>
+        </w:rPr>
+        <w:t xml:space="preserve"> - </w:t>
+      </w:r>
+      <w:proofErr w:type="spellStart"/>
+      <w:r>
+        <w:rPr>
+          <w:rFonts w:ascii="Times New Roman" w:hAnsi="Times New Roman"/>
+          <w:iCs/>
+          <w:color w:val="000000" w:themeColor="text1"/>
+          <w:lang w:val="es-PE"/>
+        </w:rPr>
+        <w:t>Dashboard</w:t>
+      </w:r>
+      <w:proofErr w:type="spellEnd"/>
+      <w:r>
+        <w:rPr>
+          <w:rFonts w:ascii="Times New Roman" w:hAnsi="Times New Roman"/>
+          <w:iCs/>
+          <w:color w:val="000000" w:themeColor="text1"/>
+          <w:lang w:val="es-PE"/>
+        </w:rPr>
+        <w:t xml:space="preserve"> para el Análisis del Mercado Laboral Tecnológico</w:t>
       </w:r>
       <w:r>
         <w:rPr>
           <w:rFonts w:ascii="Times New Roman" w:hAnsi="Times New Roman"/>
+          <w:iCs/>
           <w:color w:val="000000" w:themeColor="text1"/>
           <w:lang w:val="es-PE"/>
         </w:rPr>
@@ -1884,63 +1965,7 @@
                 <w:sz w:val="22"/>
                 <w:szCs w:val="22"/>
               </w:rPr>
-              <w:t>INTRODUC</w:t>
-            </w:r>
-            <w:r>
-              <w:rPr>
-                <w:rStyle w:val="Hipervnculo"/>
-                <w:rFonts w:ascii="Arial" w:hAnsi="Arial" w:cs="Arial"/>
-                <w:b w:val="0"/>
-                <w:bCs w:val="0"/>
-                <w:i w:val="0"/>
-                <w:iCs w:val="0"/>
-                <w:noProof/>
-                <w:sz w:val="22"/>
-                <w:szCs w:val="22"/>
-              </w:rPr>
-              <w:t>C</w:t>
-            </w:r>
-            <w:r>
-              <w:rPr>
-                <w:rStyle w:val="Hipervnculo"/>
-                <w:rFonts w:ascii="Arial" w:hAnsi="Arial" w:cs="Arial"/>
-                <w:b w:val="0"/>
-                <w:bCs w:val="0"/>
-                <w:i w:val="0"/>
-                <w:iCs w:val="0"/>
-                <w:noProof/>
-                <w:sz w:val="22"/>
-                <w:szCs w:val="22"/>
-              </w:rPr>
-              <w:t>I</w:t>
-            </w:r>
-            <w:r>
-              <w:rPr>
-                <w:rStyle w:val="Hipervnculo"/>
-                <w:rFonts w:ascii="Arial" w:hAnsi="Arial" w:cs="Arial"/>
-                <w:b w:val="0"/>
-                <w:bCs w:val="0"/>
-                <w:i w:val="0"/>
-                <w:iCs w:val="0"/>
-                <w:noProof/>
-                <w:sz w:val="22"/>
-                <w:szCs w:val="22"/>
-              </w:rPr>
-              <w:t>Ó</w:t>
-            </w:r>
-            <w:r>
-              <w:rPr>
-                <w:rStyle w:val="Hipervnculo"/>
-                <w:rFonts w:ascii="Arial" w:hAnsi="Arial" w:cs="Arial"/>
-                <w:b w:val="0"/>
-                <w:bCs w:val="0"/>
-                <w:i w:val="0"/>
-                <w:iCs w:val="0"/>
-                <w:noProof/>
-                <w:sz w:val="22"/>
-                <w:szCs w:val="22"/>
-              </w:rPr>
-              <w:t>N</w:t>
+              <w:t>INTRODUCCIÓN</w:t>
             </w:r>
             <w:r>
               <w:rPr>
@@ -2202,27 +2227,7 @@
                 <w:bCs w:val="0"/>
                 <w:noProof/>
               </w:rPr>
-              <w:t>A</w:t>
-            </w:r>
-            <w:r>
-              <w:rPr>
-                <w:rStyle w:val="Hipervnculo"/>
-                <w:rFonts w:ascii="Arial" w:hAnsi="Arial" w:cs="Arial"/>
-                <w:b w:val="0"/>
-                <w:bCs w:val="0"/>
-                <w:noProof/>
-              </w:rPr>
-              <w:t>l</w:t>
-            </w:r>
-            <w:r>
-              <w:rPr>
-                <w:rStyle w:val="Hipervnculo"/>
-                <w:rFonts w:ascii="Arial" w:hAnsi="Arial" w:cs="Arial"/>
-                <w:b w:val="0"/>
-                <w:bCs w:val="0"/>
-                <w:noProof/>
-              </w:rPr>
-              <w:t>cance</w:t>
+              <w:t>Alcance</w:t>
             </w:r>
             <w:r>
               <w:rPr>
@@ -2976,29 +2981,7 @@
                 <w:szCs w:val="22"/>
                 <w:lang w:eastAsia="es-PE"/>
               </w:rPr>
-              <w:t>Requerimiento</w:t>
-            </w:r>
-            <w:r>
-              <w:rPr>
-                <w:rStyle w:val="Hipervnculo"/>
-                <w:rFonts w:ascii="Arial" w:hAnsi="Arial" w:cs="Arial"/>
-                <w:noProof/>
-                <w:sz w:val="22"/>
-                <w:szCs w:val="22"/>
-                <w:lang w:eastAsia="es-PE"/>
-              </w:rPr>
-              <w:t>s</w:t>
-            </w:r>
-            <w:r>
-              <w:rPr>
-                <w:rStyle w:val="Hipervnculo"/>
-                <w:rFonts w:ascii="Arial" w:hAnsi="Arial" w:cs="Arial"/>
-                <w:noProof/>
-                <w:sz w:val="22"/>
-                <w:szCs w:val="22"/>
-                <w:lang w:eastAsia="es-PE"/>
-              </w:rPr>
-              <w:t xml:space="preserve"> No Funcionales – Atributos de Calidad</w:t>
+              <w:t>Requerimientos No Funcionales – Atributos de Calidad</w:t>
             </w:r>
             <w:r>
               <w:rPr>
@@ -15992,23 +15975,7 @@
                 <w:color w:val="000000"/>
                 <w:lang w:eastAsia="es-PE"/>
               </w:rPr>
-              <w:t xml:space="preserve">La arquitectura debe ser </w:t>
-            </w:r>
-            <w:r>
-              <w:rPr>
-                <w:rFonts w:ascii="Arial" w:eastAsia="Times New Roman" w:hAnsi="Arial" w:cs="Arial"/>
-                <w:color w:val="000000"/>
-                <w:lang w:eastAsia="es-PE"/>
-              </w:rPr>
-              <w:t>modular,</w:t>
-            </w:r>
-            <w:r>
-              <w:rPr>
-                <w:rFonts w:ascii="Arial" w:eastAsia="Times New Roman" w:hAnsi="Arial" w:cs="Arial"/>
-                <w:color w:val="000000"/>
-                <w:lang w:eastAsia="es-PE"/>
-              </w:rPr>
-              <w:t xml:space="preserve"> pero no demasiado compleja. El código debe ser </w:t>
+              <w:t xml:space="preserve">La arquitectura debe ser modular, pero no demasiado compleja. El código debe ser </w:t>
             </w:r>
             <w:proofErr w:type="spellStart"/>
             <w:r>
@@ -17091,17 +17058,17 @@
       <w:pPr>
         <w:pStyle w:val="Ttulo2"/>
       </w:pPr>
-      <w:bookmarkStart w:id="28" w:name="_Toc68679738"/>
-      <w:bookmarkStart w:id="29" w:name="_Toc69808843"/>
-      <w:bookmarkStart w:id="30" w:name="_Toc228270657"/>
+      <w:bookmarkStart w:id="28" w:name="_Toc69808843"/>
+      <w:bookmarkStart w:id="29" w:name="_Toc228270657"/>
+      <w:bookmarkStart w:id="30" w:name="_Toc68679738"/>
       <w:r>
         <w:rPr>
           <w:rStyle w:val="Ttulo2Car"/>
         </w:rPr>
         <w:t>Vista de Caso de uso</w:t>
       </w:r>
+      <w:bookmarkEnd w:id="28"/>
       <w:bookmarkEnd w:id="29"/>
-      <w:bookmarkEnd w:id="30"/>
     </w:p>
     <w:p>
       <w:pPr>
@@ -18568,7 +18535,7 @@
       <w:bookmarkEnd w:id="70"/>
       <w:bookmarkEnd w:id="71"/>
     </w:p>
-    <w:bookmarkEnd w:id="28"/>
+    <w:bookmarkEnd w:id="30"/>
     <w:p>
       <w:pPr>
         <w:autoSpaceDE w:val="0"/>
@@ -21872,6 +21839,7 @@
                 <w:color w:val="000000"/>
                 <w:lang w:eastAsia="es-PE"/>
               </w:rPr>
+              <w:lastRenderedPageBreak/>
               <w:t>Respuesta del sistema</w:t>
             </w:r>
           </w:p>
@@ -26526,6 +26494,7 @@
     <w:lsdException w:name="HTML Sample" w:semiHidden="1" w:unhideWhenUsed="1"/>
     <w:lsdException w:name="HTML Typewriter" w:semiHidden="1" w:unhideWhenUsed="1"/>
     <w:lsdException w:name="HTML Variable" w:semiHidden="1" w:unhideWhenUsed="1"/>
+    <w:lsdException w:name="Normal Table" w:semiHidden="1" w:unhideWhenUsed="1"/>
     <w:lsdException w:name="annotation subject" w:semiHidden="1" w:unhideWhenUsed="1"/>
     <w:lsdException w:name="No List" w:semiHidden="1" w:unhideWhenUsed="1"/>
     <w:lsdException w:name="Outline List 1" w:semiHidden="1" w:unhideWhenUsed="1"/>
@@ -26568,8 +26537,11 @@
     <w:lsdException w:name="Table Contemporary" w:semiHidden="1" w:unhideWhenUsed="1"/>
     <w:lsdException w:name="Table Elegant" w:semiHidden="1" w:unhideWhenUsed="1"/>
     <w:lsdException w:name="Table Professional" w:semiHidden="1" w:unhideWhenUsed="1"/>
+    <w:lsdException w:name="Table Subtle 1" w:semiHidden="1" w:unhideWhenUsed="1"/>
     <w:lsdException w:name="Table Subtle 2" w:semiHidden="1" w:unhideWhenUsed="1"/>
     <w:lsdException w:name="Table Web 1" w:semiHidden="1" w:unhideWhenUsed="1"/>
+    <w:lsdException w:name="Table Web 2" w:semiHidden="1" w:unhideWhenUsed="1"/>
+    <w:lsdException w:name="Table Web 3" w:semiHidden="1" w:unhideWhenUsed="1"/>
     <w:lsdException w:name="Balloon Text" w:semiHidden="1" w:unhideWhenUsed="1"/>
     <w:lsdException w:name="Table Grid" w:uiPriority="39"/>
     <w:lsdException w:name="Table Theme" w:semiHidden="1" w:unhideWhenUsed="1"/>
@@ -26869,6 +26841,7 @@
   <w:style w:type="character" w:default="1" w:styleId="Fuentedeprrafopredeter">
     <w:name w:val="Default Paragraph Font"/>
     <w:uiPriority w:val="1"/>
+    <w:semiHidden/>
     <w:unhideWhenUsed/>
   </w:style>
   <w:style w:type="table" w:default="1" w:styleId="Tablanormal">
